--- a/Session20_assignment.docx
+++ b/Session20_assignment.docx
@@ -63,6 +63,633 @@
         </w:rPr>
         <w:t>(song) to add a song title to the playlist. Print the playlist after adding 3 songs.</w:t>
       </w:r>
+    </w:p>
+    <w:p>
+      <w:pPr>
+        <w:rPr>
+          <w:sz w:val="28"/>
+          <w:szCs w:val="28"/>
+        </w:rPr>
+      </w:pPr>
+      <w:r>
+        <w:rPr>
+          <w:noProof/>
+          <w:sz w:val="28"/>
+          <w:szCs w:val="28"/>
+        </w:rPr>
+        <w:drawing>
+          <wp:inline distT="0" distB="0" distL="0" distR="0" wp14:anchorId="2DEAB2FB" wp14:editId="007C344C">
+            <wp:extent cx="5731510" cy="2805430"/>
+            <wp:effectExtent l="0" t="0" r="2540" b="0"/>
+            <wp:docPr id="293754729" name="Picture 1"/>
+            <wp:cNvGraphicFramePr>
+              <a:graphicFrameLocks xmlns:a="http://schemas.openxmlformats.org/drawingml/2006/main" noChangeAspect="1"/>
+            </wp:cNvGraphicFramePr>
+            <a:graphic xmlns:a="http://schemas.openxmlformats.org/drawingml/2006/main">
+              <a:graphicData uri="http://schemas.openxmlformats.org/drawingml/2006/picture">
+                <pic:pic xmlns:pic="http://schemas.openxmlformats.org/drawingml/2006/picture">
+                  <pic:nvPicPr>
+                    <pic:cNvPr id="293754729" name="Picture 293754729"/>
+                    <pic:cNvPicPr/>
+                  </pic:nvPicPr>
+                  <pic:blipFill>
+                    <a:blip r:embed="rId4">
+                      <a:extLst>
+                        <a:ext uri="{28A0092B-C50C-407E-A947-70E740481C1C}">
+                          <a14:useLocalDpi xmlns:a14="http://schemas.microsoft.com/office/drawing/2010/main" val="0"/>
+                        </a:ext>
+                      </a:extLst>
+                    </a:blip>
+                    <a:stretch>
+                      <a:fillRect/>
+                    </a:stretch>
+                  </pic:blipFill>
+                  <pic:spPr>
+                    <a:xfrm>
+                      <a:off x="0" y="0"/>
+                      <a:ext cx="5731510" cy="2805430"/>
+                    </a:xfrm>
+                    <a:prstGeom prst="rect">
+                      <a:avLst/>
+                    </a:prstGeom>
+                  </pic:spPr>
+                </pic:pic>
+              </a:graphicData>
+            </a:graphic>
+          </wp:inline>
+        </w:drawing>
+      </w:r>
+    </w:p>
+    <w:p>
+      <w:pPr>
+        <w:rPr>
+          <w:sz w:val="28"/>
+          <w:szCs w:val="28"/>
+        </w:rPr>
+      </w:pPr>
+    </w:p>
+    <w:p>
+      <w:pPr>
+        <w:rPr>
+          <w:sz w:val="28"/>
+          <w:szCs w:val="28"/>
+        </w:rPr>
+      </w:pPr>
+      <w:r>
+        <w:rPr>
+          <w:b/>
+          <w:bCs/>
+          <w:sz w:val="28"/>
+          <w:szCs w:val="28"/>
+        </w:rPr>
+        <w:t>2.</w:t>
+      </w:r>
+      <w:r>
+        <w:rPr>
+          <w:sz w:val="28"/>
+          <w:szCs w:val="28"/>
+        </w:rPr>
+        <w:t xml:space="preserve">Build a Product class for a Flipkart-style app with a private attribute _price. Implement </w:t>
+      </w:r>
+      <w:proofErr w:type="spellStart"/>
+      <w:r>
+        <w:rPr>
+          <w:sz w:val="28"/>
+          <w:szCs w:val="28"/>
+        </w:rPr>
+        <w:t>get_</w:t>
+      </w:r>
+      <w:proofErr w:type="gramStart"/>
+      <w:r>
+        <w:rPr>
+          <w:sz w:val="28"/>
+          <w:szCs w:val="28"/>
+        </w:rPr>
+        <w:t>price</w:t>
+      </w:r>
+      <w:proofErr w:type="spellEnd"/>
+      <w:r>
+        <w:rPr>
+          <w:sz w:val="28"/>
+          <w:szCs w:val="28"/>
+        </w:rPr>
+        <w:t>(</w:t>
+      </w:r>
+      <w:proofErr w:type="gramEnd"/>
+      <w:r>
+        <w:rPr>
+          <w:sz w:val="28"/>
+          <w:szCs w:val="28"/>
+        </w:rPr>
+        <w:t xml:space="preserve">) and </w:t>
+      </w:r>
+      <w:proofErr w:type="spellStart"/>
+      <w:r>
+        <w:rPr>
+          <w:sz w:val="28"/>
+          <w:szCs w:val="28"/>
+        </w:rPr>
+        <w:t>set_</w:t>
+      </w:r>
+      <w:proofErr w:type="gramStart"/>
+      <w:r>
+        <w:rPr>
+          <w:sz w:val="28"/>
+          <w:szCs w:val="28"/>
+        </w:rPr>
+        <w:t>price</w:t>
+      </w:r>
+      <w:proofErr w:type="spellEnd"/>
+      <w:r>
+        <w:rPr>
+          <w:sz w:val="28"/>
+          <w:szCs w:val="28"/>
+        </w:rPr>
+        <w:t>(</w:t>
+      </w:r>
+      <w:proofErr w:type="gramEnd"/>
+      <w:r>
+        <w:rPr>
+          <w:sz w:val="28"/>
+          <w:szCs w:val="28"/>
+        </w:rPr>
+        <w:t>) methods to access and update the price. Demonstrate setting and getting the price for a product object.</w:t>
+      </w:r>
+    </w:p>
+    <w:p>
+      <w:pPr>
+        <w:rPr>
+          <w:sz w:val="28"/>
+          <w:szCs w:val="28"/>
+        </w:rPr>
+      </w:pPr>
+      <w:r>
+        <w:rPr>
+          <w:noProof/>
+          <w:sz w:val="28"/>
+          <w:szCs w:val="28"/>
+        </w:rPr>
+        <w:drawing>
+          <wp:inline distT="0" distB="0" distL="0" distR="0" wp14:anchorId="4C36D1E4" wp14:editId="468D96CE">
+            <wp:extent cx="5731510" cy="2849245"/>
+            <wp:effectExtent l="0" t="0" r="2540" b="8255"/>
+            <wp:docPr id="2020371287" name="Picture 5"/>
+            <wp:cNvGraphicFramePr>
+              <a:graphicFrameLocks xmlns:a="http://schemas.openxmlformats.org/drawingml/2006/main" noChangeAspect="1"/>
+            </wp:cNvGraphicFramePr>
+            <a:graphic xmlns:a="http://schemas.openxmlformats.org/drawingml/2006/main">
+              <a:graphicData uri="http://schemas.openxmlformats.org/drawingml/2006/picture">
+                <pic:pic xmlns:pic="http://schemas.openxmlformats.org/drawingml/2006/picture">
+                  <pic:nvPicPr>
+                    <pic:cNvPr id="2020371287" name="Picture 2020371287"/>
+                    <pic:cNvPicPr/>
+                  </pic:nvPicPr>
+                  <pic:blipFill>
+                    <a:blip r:embed="rId5" cstate="print">
+                      <a:extLst>
+                        <a:ext uri="{28A0092B-C50C-407E-A947-70E740481C1C}">
+                          <a14:useLocalDpi xmlns:a14="http://schemas.microsoft.com/office/drawing/2010/main" val="0"/>
+                        </a:ext>
+                      </a:extLst>
+                    </a:blip>
+                    <a:stretch>
+                      <a:fillRect/>
+                    </a:stretch>
+                  </pic:blipFill>
+                  <pic:spPr>
+                    <a:xfrm>
+                      <a:off x="0" y="0"/>
+                      <a:ext cx="5731510" cy="2849245"/>
+                    </a:xfrm>
+                    <a:prstGeom prst="rect">
+                      <a:avLst/>
+                    </a:prstGeom>
+                  </pic:spPr>
+                </pic:pic>
+              </a:graphicData>
+            </a:graphic>
+          </wp:inline>
+        </w:drawing>
+      </w:r>
+    </w:p>
+    <w:p>
+      <w:pPr>
+        <w:rPr>
+          <w:sz w:val="28"/>
+          <w:szCs w:val="28"/>
+        </w:rPr>
+      </w:pPr>
+    </w:p>
+    <w:p>
+      <w:pPr>
+        <w:rPr>
+          <w:sz w:val="28"/>
+          <w:szCs w:val="28"/>
+        </w:rPr>
+      </w:pPr>
+      <w:r>
+        <w:rPr>
+          <w:b/>
+          <w:bCs/>
+          <w:sz w:val="28"/>
+          <w:szCs w:val="28"/>
+        </w:rPr>
+        <w:lastRenderedPageBreak/>
+        <w:t>3.</w:t>
+      </w:r>
+      <w:r>
+        <w:rPr>
+          <w:sz w:val="28"/>
+          <w:szCs w:val="28"/>
+        </w:rPr>
+        <w:t xml:space="preserve">Create a Movie class with a private attribute _rating (float between 0 and 10). Write getter and setter methods for _rating. The setter should only allow values between 0 and 10; if an invalid value is given, print an error </w:t>
+      </w:r>
+      <w:proofErr w:type="gramStart"/>
+      <w:r>
+        <w:rPr>
+          <w:sz w:val="28"/>
+          <w:szCs w:val="28"/>
+        </w:rPr>
+        <w:t>message.&lt;</w:t>
+      </w:r>
+      <w:proofErr w:type="spellStart"/>
+      <w:proofErr w:type="gramEnd"/>
+      <w:r>
+        <w:rPr>
+          <w:sz w:val="28"/>
+          <w:szCs w:val="28"/>
+        </w:rPr>
+        <w:t>br</w:t>
+      </w:r>
+      <w:proofErr w:type="spellEnd"/>
+      <w:r>
+        <w:rPr>
+          <w:sz w:val="28"/>
+          <w:szCs w:val="28"/>
+        </w:rPr>
+        <w:t>&gt;&lt;</w:t>
+      </w:r>
+      <w:proofErr w:type="spellStart"/>
+      <w:r>
+        <w:rPr>
+          <w:sz w:val="28"/>
+          <w:szCs w:val="28"/>
+        </w:rPr>
+        <w:t>br</w:t>
+      </w:r>
+      <w:proofErr w:type="spellEnd"/>
+      <w:r>
+        <w:rPr>
+          <w:sz w:val="28"/>
+          <w:szCs w:val="28"/>
+        </w:rPr>
+        <w:t>&gt;&lt;</w:t>
+      </w:r>
+      <w:proofErr w:type="spellStart"/>
+      <w:r>
+        <w:rPr>
+          <w:sz w:val="28"/>
+          <w:szCs w:val="28"/>
+        </w:rPr>
+        <w:t>em</w:t>
+      </w:r>
+      <w:proofErr w:type="spellEnd"/>
+      <w:r>
+        <w:rPr>
+          <w:sz w:val="28"/>
+          <w:szCs w:val="28"/>
+        </w:rPr>
+        <w:t>&gt;&lt;strong&gt;Constraint:&lt;/strong&gt; Do not allow direct access to _rating outside the class.&lt;/</w:t>
+      </w:r>
+      <w:proofErr w:type="spellStart"/>
+      <w:r>
+        <w:rPr>
+          <w:sz w:val="28"/>
+          <w:szCs w:val="28"/>
+        </w:rPr>
+        <w:t>em</w:t>
+      </w:r>
+      <w:proofErr w:type="spellEnd"/>
+      <w:r>
+        <w:rPr>
+          <w:sz w:val="28"/>
+          <w:szCs w:val="28"/>
+        </w:rPr>
+        <w:t>&gt;</w:t>
+      </w:r>
+    </w:p>
+    <w:p>
+      <w:pPr>
+        <w:rPr>
+          <w:sz w:val="28"/>
+          <w:szCs w:val="28"/>
+        </w:rPr>
+      </w:pPr>
+      <w:r>
+        <w:rPr>
+          <w:noProof/>
+          <w:sz w:val="28"/>
+          <w:szCs w:val="28"/>
+        </w:rPr>
+        <w:drawing>
+          <wp:inline distT="0" distB="0" distL="0" distR="0" wp14:anchorId="6E4300FE" wp14:editId="5D8BA24C">
+            <wp:extent cx="5731510" cy="3348355"/>
+            <wp:effectExtent l="0" t="0" r="2540" b="4445"/>
+            <wp:docPr id="545966450" name="Picture 6"/>
+            <wp:cNvGraphicFramePr>
+              <a:graphicFrameLocks xmlns:a="http://schemas.openxmlformats.org/drawingml/2006/main" noChangeAspect="1"/>
+            </wp:cNvGraphicFramePr>
+            <a:graphic xmlns:a="http://schemas.openxmlformats.org/drawingml/2006/main">
+              <a:graphicData uri="http://schemas.openxmlformats.org/drawingml/2006/picture">
+                <pic:pic xmlns:pic="http://schemas.openxmlformats.org/drawingml/2006/picture">
+                  <pic:nvPicPr>
+                    <pic:cNvPr id="545966450" name="Picture 545966450"/>
+                    <pic:cNvPicPr/>
+                  </pic:nvPicPr>
+                  <pic:blipFill>
+                    <a:blip r:embed="rId6">
+                      <a:extLst>
+                        <a:ext uri="{28A0092B-C50C-407E-A947-70E740481C1C}">
+                          <a14:useLocalDpi xmlns:a14="http://schemas.microsoft.com/office/drawing/2010/main" val="0"/>
+                        </a:ext>
+                      </a:extLst>
+                    </a:blip>
+                    <a:stretch>
+                      <a:fillRect/>
+                    </a:stretch>
+                  </pic:blipFill>
+                  <pic:spPr>
+                    <a:xfrm>
+                      <a:off x="0" y="0"/>
+                      <a:ext cx="5731510" cy="3348355"/>
+                    </a:xfrm>
+                    <a:prstGeom prst="rect">
+                      <a:avLst/>
+                    </a:prstGeom>
+                  </pic:spPr>
+                </pic:pic>
+              </a:graphicData>
+            </a:graphic>
+          </wp:inline>
+        </w:drawing>
+      </w:r>
+    </w:p>
+    <w:p>
+      <w:pPr>
+        <w:rPr>
+          <w:sz w:val="28"/>
+          <w:szCs w:val="28"/>
+        </w:rPr>
+      </w:pPr>
+    </w:p>
+    <w:p>
+      <w:pPr>
+        <w:rPr>
+          <w:sz w:val="28"/>
+          <w:szCs w:val="28"/>
+        </w:rPr>
+      </w:pPr>
+    </w:p>
+    <w:p>
+      <w:pPr>
+        <w:rPr>
+          <w:sz w:val="28"/>
+          <w:szCs w:val="28"/>
+        </w:rPr>
+      </w:pPr>
+    </w:p>
+    <w:p>
+      <w:pPr>
+        <w:rPr>
+          <w:sz w:val="28"/>
+          <w:szCs w:val="28"/>
+        </w:rPr>
+      </w:pPr>
+    </w:p>
+    <w:p>
+      <w:pPr>
+        <w:rPr>
+          <w:sz w:val="28"/>
+          <w:szCs w:val="28"/>
+        </w:rPr>
+      </w:pPr>
+    </w:p>
+    <w:p>
+      <w:pPr>
+        <w:rPr>
+          <w:sz w:val="28"/>
+          <w:szCs w:val="28"/>
+        </w:rPr>
+      </w:pPr>
+    </w:p>
+    <w:p>
+      <w:pPr>
+        <w:rPr>
+          <w:sz w:val="28"/>
+          <w:szCs w:val="28"/>
+        </w:rPr>
+      </w:pPr>
+    </w:p>
+    <w:p>
+      <w:pPr>
+        <w:rPr>
+          <w:sz w:val="28"/>
+          <w:szCs w:val="28"/>
+        </w:rPr>
+      </w:pPr>
+    </w:p>
+    <w:p>
+      <w:pPr>
+        <w:rPr>
+          <w:sz w:val="28"/>
+          <w:szCs w:val="28"/>
+        </w:rPr>
+      </w:pPr>
+    </w:p>
+    <w:p>
+      <w:pPr>
+        <w:rPr>
+          <w:sz w:val="28"/>
+          <w:szCs w:val="28"/>
+        </w:rPr>
+      </w:pPr>
+    </w:p>
+    <w:p>
+      <w:pPr>
+        <w:rPr>
+          <w:sz w:val="28"/>
+          <w:szCs w:val="28"/>
+        </w:rPr>
+      </w:pPr>
+    </w:p>
+    <w:p>
+      <w:pPr>
+        <w:rPr>
+          <w:sz w:val="28"/>
+          <w:szCs w:val="28"/>
+        </w:rPr>
+      </w:pPr>
+      <w:r>
+        <w:rPr>
+          <w:b/>
+          <w:bCs/>
+          <w:sz w:val="28"/>
+          <w:szCs w:val="28"/>
+        </w:rPr>
+        <w:lastRenderedPageBreak/>
+        <w:t>4.</w:t>
+      </w:r>
+      <w:r>
+        <w:rPr>
+          <w:sz w:val="28"/>
+          <w:szCs w:val="28"/>
+        </w:rPr>
+        <w:t xml:space="preserve">Design a simple abstract class </w:t>
+      </w:r>
+      <w:proofErr w:type="spellStart"/>
+      <w:r>
+        <w:rPr>
+          <w:sz w:val="28"/>
+          <w:szCs w:val="28"/>
+        </w:rPr>
+        <w:t>PaymentMethod</w:t>
+      </w:r>
+      <w:proofErr w:type="spellEnd"/>
+      <w:r>
+        <w:rPr>
+          <w:sz w:val="28"/>
+          <w:szCs w:val="28"/>
+        </w:rPr>
+        <w:t xml:space="preserve"> with an abstract method pay(amount). Then, create two subclasses: Paytm and </w:t>
+      </w:r>
+      <w:proofErr w:type="spellStart"/>
+      <w:r>
+        <w:rPr>
+          <w:sz w:val="28"/>
+          <w:szCs w:val="28"/>
+        </w:rPr>
+        <w:t>PhonePe</w:t>
+      </w:r>
+      <w:proofErr w:type="spellEnd"/>
+      <w:r>
+        <w:rPr>
+          <w:sz w:val="28"/>
+          <w:szCs w:val="28"/>
+        </w:rPr>
+        <w:t>, each implementing pay(amount) to print a different message. Instantiate both and call their pay methods with any amount.</w:t>
+      </w:r>
+    </w:p>
+    <w:p>
+      <w:pPr>
+        <w:rPr>
+          <w:sz w:val="28"/>
+          <w:szCs w:val="28"/>
+        </w:rPr>
+      </w:pPr>
+      <w:r>
+        <w:rPr>
+          <w:noProof/>
+          <w:sz w:val="28"/>
+          <w:szCs w:val="28"/>
+        </w:rPr>
+        <w:drawing>
+          <wp:inline distT="0" distB="0" distL="0" distR="0" wp14:anchorId="307DD006" wp14:editId="5086B474">
+            <wp:extent cx="5731510" cy="3187700"/>
+            <wp:effectExtent l="0" t="0" r="2540" b="0"/>
+            <wp:docPr id="909457874" name="Picture 7"/>
+            <wp:cNvGraphicFramePr>
+              <a:graphicFrameLocks xmlns:a="http://schemas.openxmlformats.org/drawingml/2006/main" noChangeAspect="1"/>
+            </wp:cNvGraphicFramePr>
+            <a:graphic xmlns:a="http://schemas.openxmlformats.org/drawingml/2006/main">
+              <a:graphicData uri="http://schemas.openxmlformats.org/drawingml/2006/picture">
+                <pic:pic xmlns:pic="http://schemas.openxmlformats.org/drawingml/2006/picture">
+                  <pic:nvPicPr>
+                    <pic:cNvPr id="909457874" name="Picture 909457874"/>
+                    <pic:cNvPicPr/>
+                  </pic:nvPicPr>
+                  <pic:blipFill>
+                    <a:blip r:embed="rId7">
+                      <a:extLst>
+                        <a:ext uri="{28A0092B-C50C-407E-A947-70E740481C1C}">
+                          <a14:useLocalDpi xmlns:a14="http://schemas.microsoft.com/office/drawing/2010/main" val="0"/>
+                        </a:ext>
+                      </a:extLst>
+                    </a:blip>
+                    <a:stretch>
+                      <a:fillRect/>
+                    </a:stretch>
+                  </pic:blipFill>
+                  <pic:spPr>
+                    <a:xfrm>
+                      <a:off x="0" y="0"/>
+                      <a:ext cx="5731510" cy="3187700"/>
+                    </a:xfrm>
+                    <a:prstGeom prst="rect">
+                      <a:avLst/>
+                    </a:prstGeom>
+                  </pic:spPr>
+                </pic:pic>
+              </a:graphicData>
+            </a:graphic>
+          </wp:inline>
+        </w:drawing>
+      </w:r>
+    </w:p>
+    <w:p>
+      <w:pPr>
+        <w:rPr>
+          <w:sz w:val="28"/>
+          <w:szCs w:val="28"/>
+        </w:rPr>
+      </w:pPr>
+    </w:p>
+    <w:p>
+      <w:pPr>
+        <w:rPr>
+          <w:sz w:val="28"/>
+          <w:szCs w:val="28"/>
+        </w:rPr>
+      </w:pPr>
+    </w:p>
+    <w:p>
+      <w:pPr>
+        <w:rPr>
+          <w:sz w:val="28"/>
+          <w:szCs w:val="28"/>
+        </w:rPr>
+      </w:pPr>
+    </w:p>
+    <w:p>
+      <w:pPr>
+        <w:rPr>
+          <w:sz w:val="28"/>
+          <w:szCs w:val="28"/>
+        </w:rPr>
+      </w:pPr>
+    </w:p>
+    <w:p>
+      <w:pPr>
+        <w:rPr>
+          <w:sz w:val="28"/>
+          <w:szCs w:val="28"/>
+        </w:rPr>
+      </w:pPr>
+    </w:p>
+    <w:p>
+      <w:pPr>
+        <w:rPr>
+          <w:sz w:val="28"/>
+          <w:szCs w:val="28"/>
+        </w:rPr>
+      </w:pPr>
+    </w:p>
+    <w:p>
+      <w:pPr>
+        <w:rPr>
+          <w:sz w:val="28"/>
+          <w:szCs w:val="28"/>
+        </w:rPr>
+      </w:pPr>
     </w:p>
     <w:p>
       <w:pPr>

--- a/Session20_assignment.docx
+++ b/Session20_assignment.docx
@@ -521,6 +521,13 @@
           <w:szCs w:val="28"/>
         </w:rPr>
       </w:pPr>
+      <w:r>
+        <w:rPr>
+          <w:sz w:val="28"/>
+          <w:szCs w:val="28"/>
+        </w:rPr>
+        <w:tab/>
+      </w:r>
     </w:p>
     <w:p>
       <w:pPr>
